--- a/public/templates/template_kenaikan_gaji.docx
+++ b/public/templates/template_kenaikan_gaji.docx
@@ -118,7 +118,7 @@
             <v:imagedata r:id="rId8" o:title=""/>
             <w10:wrap type="square" side="right"/>
           </v:shape>
-          <o:OLEObject Type="Embed" ProgID="PBrush" ShapeID="_x0000_s1859" DrawAspect="Content" ObjectID="_1797321702" r:id="rId9"/>
+          <o:OLEObject Type="Embed" ProgID="PBrush" ShapeID="_x0000_s1859" DrawAspect="Content" ObjectID="_1821721674" r:id="rId9"/>
         </w:object>
       </w:r>
       <w:r>
@@ -316,8 +316,19 @@
           <w:szCs w:val="22"/>
           <w:lang w:val="en-US"/>
         </w:rPr>
-        <w:t>, Pos-el</w:t>
-      </w:r>
+        <w:t>, Pos-</w:t>
+      </w:r>
+      <w:proofErr w:type="spellStart"/>
+      <w:r>
+        <w:rPr>
+          <w:i/>
+          <w:sz w:val="20"/>
+          <w:szCs w:val="22"/>
+          <w:lang w:val="en-US"/>
+        </w:rPr>
+        <w:t>el</w:t>
+      </w:r>
+      <w:proofErr w:type="spellEnd"/>
       <w:r>
         <w:rPr>
           <w:i/>
@@ -2610,8 +2621,9 @@
           <w:szCs w:val="22"/>
           <w:lang w:val="en-US"/>
         </w:rPr>
-        <w:t xml:space="preserve"> pada tanggal</w:t>
-      </w:r>
+        <w:t xml:space="preserve"> pada </w:t>
+      </w:r>
+      <w:proofErr w:type="spellStart"/>
       <w:r>
         <w:rPr>
           <w:rFonts w:ascii="Arial" w:hAnsi="Arial" w:cs="Arial"/>
@@ -2619,6 +2631,16 @@
           <w:szCs w:val="22"/>
           <w:lang w:val="en-US"/>
         </w:rPr>
+        <w:t>tanggal</w:t>
+      </w:r>
+      <w:proofErr w:type="spellEnd"/>
+      <w:r>
+        <w:rPr>
+          <w:rFonts w:ascii="Arial" w:hAnsi="Arial" w:cs="Arial"/>
+          <w:sz w:val="22"/>
+          <w:szCs w:val="22"/>
+          <w:lang w:val="en-US"/>
+        </w:rPr>
         <w:t xml:space="preserve"> </w:t>
       </w:r>
       <w:r>
@@ -2628,7 +2650,27 @@
           <w:szCs w:val="22"/>
           <w:lang w:val="en-US"/>
         </w:rPr>
-        <w:t>${tgl_kenaikan_berikutnya}</w:t>
+        <w:t>${</w:t>
+      </w:r>
+      <w:proofErr w:type="spellStart"/>
+      <w:r>
+        <w:rPr>
+          <w:rFonts w:ascii="Arial" w:hAnsi="Arial" w:cs="Arial"/>
+          <w:sz w:val="22"/>
+          <w:szCs w:val="22"/>
+          <w:lang w:val="en-US"/>
+        </w:rPr>
+        <w:t>tgl_kenaikan_berikutnya</w:t>
+      </w:r>
+      <w:proofErr w:type="spellEnd"/>
+      <w:r>
+        <w:rPr>
+          <w:rFonts w:ascii="Arial" w:hAnsi="Arial" w:cs="Arial"/>
+          <w:sz w:val="22"/>
+          <w:szCs w:val="22"/>
+          <w:lang w:val="en-US"/>
+        </w:rPr>
+        <w:t>}</w:t>
       </w:r>
     </w:p>
     <w:p>
@@ -2977,7 +3019,31 @@
           <w:u w:val="single"/>
           <w:lang w:val="en-US"/>
         </w:rPr>
-        <w:t>${nama_kepala}</w:t>
+        <w:t>${</w:t>
+      </w:r>
+      <w:proofErr w:type="spellStart"/>
+      <w:r>
+        <w:rPr>
+          <w:rFonts w:ascii="Arial" w:hAnsi="Arial" w:cs="Arial"/>
+          <w:b/>
+          <w:sz w:val="22"/>
+          <w:szCs w:val="22"/>
+          <w:u w:val="single"/>
+          <w:lang w:val="en-US"/>
+        </w:rPr>
+        <w:t>nama_kepala</w:t>
+      </w:r>
+      <w:proofErr w:type="spellEnd"/>
+      <w:r>
+        <w:rPr>
+          <w:rFonts w:ascii="Arial" w:hAnsi="Arial" w:cs="Arial"/>
+          <w:b/>
+          <w:sz w:val="22"/>
+          <w:szCs w:val="22"/>
+          <w:u w:val="single"/>
+          <w:lang w:val="en-US"/>
+        </w:rPr>
+        <w:t>}</w:t>
       </w:r>
     </w:p>
     <w:p>
@@ -3164,6 +3230,7 @@
         </w:rPr>
         <w:t>Inspekt</w:t>
       </w:r>
+      <w:proofErr w:type="spellStart"/>
       <w:r>
         <w:rPr>
           <w:rFonts w:ascii="Arial" w:hAnsi="Arial" w:cs="Arial"/>
@@ -3173,6 +3240,7 @@
         </w:rPr>
         <w:t>ur</w:t>
       </w:r>
+      <w:proofErr w:type="spellEnd"/>
       <w:r>
         <w:rPr>
           <w:rFonts w:ascii="Arial" w:hAnsi="Arial" w:cs="Arial"/>
@@ -3272,6 +3340,110 @@
           <w:lang w:val="it-IT"/>
         </w:rPr>
         <w:t xml:space="preserve">               </w:t>
+      </w:r>
+    </w:p>
+    <w:p>
+      <w:pPr>
+        <w:tabs>
+          <w:tab w:val="left" w:pos="284"/>
+          <w:tab w:val="left" w:pos="567"/>
+        </w:tabs>
+        <w:rPr>
+          <w:rFonts w:ascii="Arial" w:hAnsi="Arial" w:cs="Arial"/>
+          <w:sz w:val="18"/>
+          <w:szCs w:val="18"/>
+          <w:lang w:val="it-IT"/>
+        </w:rPr>
+      </w:pPr>
+    </w:p>
+    <w:p>
+      <w:pPr>
+        <w:tabs>
+          <w:tab w:val="left" w:pos="284"/>
+          <w:tab w:val="left" w:pos="567"/>
+        </w:tabs>
+        <w:rPr>
+          <w:rFonts w:ascii="Arial" w:hAnsi="Arial" w:cs="Arial"/>
+          <w:sz w:val="18"/>
+          <w:szCs w:val="18"/>
+          <w:lang w:val="it-IT"/>
+        </w:rPr>
+      </w:pPr>
+    </w:p>
+    <w:p>
+      <w:pPr>
+        <w:tabs>
+          <w:tab w:val="left" w:pos="284"/>
+          <w:tab w:val="left" w:pos="567"/>
+        </w:tabs>
+        <w:rPr>
+          <w:rFonts w:ascii="Arial" w:hAnsi="Arial" w:cs="Arial"/>
+          <w:sz w:val="18"/>
+          <w:szCs w:val="18"/>
+          <w:lang w:val="it-IT"/>
+        </w:rPr>
+      </w:pPr>
+    </w:p>
+    <w:p>
+      <w:pPr>
+        <w:tabs>
+          <w:tab w:val="left" w:pos="284"/>
+          <w:tab w:val="left" w:pos="567"/>
+        </w:tabs>
+        <w:rPr>
+          <w:rFonts w:ascii="Arial" w:hAnsi="Arial" w:cs="Arial"/>
+          <w:sz w:val="18"/>
+          <w:szCs w:val="18"/>
+          <w:lang w:val="it-IT"/>
+        </w:rPr>
+      </w:pPr>
+    </w:p>
+    <w:p>
+      <w:pPr>
+        <w:tabs>
+          <w:tab w:val="left" w:pos="284"/>
+          <w:tab w:val="left" w:pos="567"/>
+        </w:tabs>
+        <w:jc w:val="center"/>
+        <w:rPr>
+          <w:rFonts w:ascii="Arial" w:hAnsi="Arial" w:cs="Arial"/>
+          <w:sz w:val="14"/>
+          <w:szCs w:val="14"/>
+          <w:lang w:val="it-IT"/>
+        </w:rPr>
+      </w:pPr>
+      <w:r>
+        <w:rPr>
+          <w:rFonts w:ascii="Arial" w:hAnsi="Arial" w:cs="Arial"/>
+          <w:sz w:val="14"/>
+          <w:szCs w:val="14"/>
+          <w:lang w:val="it-IT"/>
+        </w:rPr>
+        <w:t>Dokumen ini telah ditandatangani secara elektronik menggunakan sertifikat elektronik</w:t>
+      </w:r>
+    </w:p>
+    <w:p>
+      <w:pPr>
+        <w:tabs>
+          <w:tab w:val="left" w:pos="284"/>
+          <w:tab w:val="left" w:pos="567"/>
+        </w:tabs>
+        <w:jc w:val="center"/>
+        <w:rPr>
+          <w:rFonts w:ascii="Arial" w:hAnsi="Arial" w:cs="Arial"/>
+          <w:sz w:val="14"/>
+          <w:szCs w:val="14"/>
+          <w:lang w:val="it-IT"/>
+        </w:rPr>
+      </w:pPr>
+      <w:r>
+        <w:rPr>
+          <w:rFonts w:ascii="Arial" w:hAnsi="Arial" w:cs="Arial"/>
+          <w:sz w:val="14"/>
+          <w:szCs w:val="14"/>
+          <w:lang w:val="it-IT"/>
+        </w:rPr>
+        <w:t>yang telah diterbitkan oleh Balai Sertifikat Elektronik (BsrE). Badan Siber dan Sandi Negara</w:t>
       </w:r>
     </w:p>
     <w:sectPr>
